--- a/03_Outputs/final scripts/ru/Module 8/8.1.0-ru.docx
+++ b/03_Outputs/final scripts/ru/Module 8/8.1.0-ru.docx
@@ -19,7 +19,7 @@
     </w:p>
     <w:p>
       <w:r>
-        <w:t xml:space="preserve">Со стороны предложения возобновляемые источники энергии развиваются рекордными темпами. В 2020 году мир добавил 260 гигаватт мощности, из которых солнечная и ветровая энергия составили 91%. В будущем возобновляемые источники, скорее всего, обеспечат самую большую долю нового спроса, в то время как природный газ и ядерная энергия останутся важными для балансировки сетей, когда производство солнечной и ветровой энергии снизится.  </w:t>
+        <w:t xml:space="preserve">Со стороны предложения возобновляемые источники энергии развиваются рекордными темпами. В 2020 году мир добавил 260 гигаватт мощности, из которых солнечная и ветровая энергия составили 91%. В будущем возобновляемые источники энергии займут самую большую долю нового спроса, в то время как природный газ и ядерная энергия останутся важными для балансировки сетей, когда производство солнечной и ветровой энергии снизится.  </w:t>
       </w:r>
     </w:p>
     <w:p>
